--- a/lab-1/docs/report/report.docx
+++ b/lab-1/docs/report/report.docx
@@ -146,7 +146,7 @@
         <w:pStyle w:val="TitlePage"/>
       </w:pPr>
       <w:r>
-        <w:t xml:space="preserve">Лабораторна робота №1</w:t>
+        <w:t xml:space="preserve">Лабораторна робота № 1</w:t>
       </w:r>
     </w:p>
     <w:p>
@@ -231,6 +231,10 @@
         <w:pStyle w:val="TitlePageLeft"/>
       </w:pPr>
       <w:r>
+        <w:rPr>
+          <w:i/>
+          <w:iCs/>
+        </w:rPr>
         <w:t xml:space="preserve">Студент IV курсу</w:t>
       </w:r>
     </w:p>
@@ -239,6 +243,10 @@
         <w:pStyle w:val="TitlePageLeft"/>
       </w:pPr>
       <w:r>
+        <w:rPr>
+          <w:i/>
+          <w:iCs/>
+        </w:rPr>
         <w:t xml:space="preserve">гр. ІП-33</w:t>
       </w:r>
     </w:p>
@@ -12802,7 +12810,7 @@
     <w:name w:val="Verbatim Char"/>
     <w:basedOn w:val="BodyTextChar"/>
     <w:rPr>
-      <w:rFonts w:ascii="Courier New" w:cs="Courier New" w:hAnsi="Courier New"/>
+      <w:rFonts w:ascii="Courier New" w:cs="Courier New" w:eastAsia="Courier New" w:hAnsi="Courier New"/>
       <w:sz w:val="20"/>
       <w:szCs w:val="20"/>
     </w:rPr>
@@ -12843,28 +12851,6 @@
       <w:color w:themeColor="accent1" w:themeShade="BF" w:val="365F91"/>
     </w:rPr>
   </w:style>
-  <w:style w:styleId="TitlePage" w:type="paragraph">
-    <w:name w:val="Титульний"/>
-    <w:basedOn w:val="Normal"/>
-    <w:qFormat/>
-    <w:pPr>
-      <w:spacing w:after="0" w:before="0" w:line="240" w:lineRule="auto"/>
-      <w:ind w:firstLine="0" w:left="0"/>
-      <w:jc w:val="center"/>
-    </w:pPr>
-  </w:style>
-  <w:style w:styleId="TableCaptionOwn" w:type="paragraph">
-    <w:name w:val="Підпис таблиці"/>
-    <w:basedOn w:val="Normal"/>
-    <w:qFormat/>
-    <w:pPr>
-      <w:keepNext/>
-      <w:keepLines/>
-      <w:spacing w:after="60" w:before="240" w:line="240" w:lineRule="auto"/>
-      <w:ind w:firstLine="0" w:left="0"/>
-      <w:jc w:val="left"/>
-    </w:pPr>
-  </w:style>
   <w:style w:styleId="SourceCode" w:type="paragraph">
     <w:name w:val="Source Code"/>
     <w:basedOn w:val="Normal"/>
@@ -12875,10 +12861,20 @@
       <w:jc w:val="left"/>
     </w:pPr>
     <w:rPr>
-      <w:rFonts w:ascii="Courier New" w:cs="Courier New" w:hAnsi="Courier New"/>
+      <w:rFonts w:ascii="Courier New" w:cs="Courier New" w:eastAsia="Courier New" w:hAnsi="Courier New"/>
       <w:sz w:val="20"/>
       <w:szCs w:val="20"/>
     </w:rPr>
+  </w:style>
+  <w:style w:styleId="TitlePage" w:type="paragraph">
+    <w:name w:val="Титульний"/>
+    <w:basedOn w:val="Normal"/>
+    <w:qFormat/>
+    <w:pPr>
+      <w:spacing w:after="0" w:before="0" w:line="240" w:lineRule="auto"/>
+      <w:ind w:firstLine="0" w:left="0"/>
+      <w:jc w:val="center"/>
+    </w:pPr>
   </w:style>
   <w:style w:styleId="TitlePageLeft" w:type="paragraph">
     <w:name w:val="Титульний лівий"/>
@@ -12910,6 +12906,18 @@
       <w:spacing w:after="240" w:before="0" w:line="240" w:lineRule="auto"/>
       <w:ind w:firstLine="0" w:left="0"/>
       <w:jc w:val="center"/>
+    </w:pPr>
+  </w:style>
+  <w:style w:styleId="TableCaptionOwn" w:type="paragraph">
+    <w:name w:val="Підпис таблиці"/>
+    <w:basedOn w:val="Normal"/>
+    <w:qFormat/>
+    <w:pPr>
+      <w:keepNext/>
+      <w:keepLines/>
+      <w:spacing w:after="60" w:before="240" w:line="240" w:lineRule="auto"/>
+      <w:ind w:firstLine="0" w:left="0"/>
+      <w:jc w:val="left"/>
     </w:pPr>
   </w:style>
   <w:style w:type="character" w:customStyle="1" w:styleId="KeywordTok">
